--- a/Books-Complete/Fantasy/ThePrincessAndTheHoodlum/Notes_ThePrincessAndTheHoodlum.docx
+++ b/Books-Complete/Fantasy/ThePrincessAndTheHoodlum/Notes_ThePrincessAndTheHoodlum.docx
@@ -71,7 +71,67 @@
         </w:drawing>
       </w:r>
     </w:p>
-    <w:p/>
+    <w:p>
+      <w:pPr>
+        <w:pStyle w:val="H3"/>
+      </w:pPr>
+      <w:r>
+        <w:t>Draymour - City</w:t>
+      </w:r>
+    </w:p>
+    <w:tbl>
+      <w:tblPr>
+        <w:tblStyle w:val="TableGrid"/>
+        <w:tblW w:w="0" w:type="auto"/>
+        <w:tblLook w:val="04A0"/>
+      </w:tblPr>
+      <w:tblGrid>
+        <w:gridCol w:w="2808"/>
+        <w:gridCol w:w="2520"/>
+        <w:gridCol w:w="1890"/>
+        <w:gridCol w:w="1530"/>
+        <w:gridCol w:w="1710"/>
+        <w:gridCol w:w="2970"/>
+      </w:tblGrid>
+      <w:tr>
+        <w:tc>
+          <w:tcPr>
+            <w:tcW w:w="2808" w:type="dxa"/>
+          </w:tcPr>
+          <w:p/>
+        </w:tc>
+        <w:tc>
+          <w:tcPr>
+            <w:tcW w:w="2520" w:type="dxa"/>
+          </w:tcPr>
+          <w:p/>
+        </w:tc>
+        <w:tc>
+          <w:tcPr>
+            <w:tcW w:w="1890" w:type="dxa"/>
+          </w:tcPr>
+          <w:p/>
+        </w:tc>
+        <w:tc>
+          <w:tcPr>
+            <w:tcW w:w="1530" w:type="dxa"/>
+          </w:tcPr>
+          <w:p/>
+        </w:tc>
+        <w:tc>
+          <w:tcPr>
+            <w:tcW w:w="1710" w:type="dxa"/>
+          </w:tcPr>
+          <w:p/>
+        </w:tc>
+        <w:tc>
+          <w:tcPr>
+            <w:tcW w:w="2970" w:type="dxa"/>
+          </w:tcPr>
+          <w:p/>
+        </w:tc>
+      </w:tr>
+    </w:tbl>
     <w:p/>
     <w:p/>
     <w:p/>
@@ -966,7 +1026,6 @@
     <w:p/>
     <w:p>
       <w:r>
-        <w:lastRenderedPageBreak/>
         <w:t>“My dad asked Luke, if he was going on a dangerous mission, who he would choose. Luke said ‘Monty’ without hesitation. According to General Walters, you can read a person’s true character just by fighting them.”</w:t>
       </w:r>
     </w:p>
@@ -2948,7 +3007,7 @@
   <a:extraClrSchemeLst/>
   <a:extLst>
     <a:ext uri="{05A4C25C-085E-4340-85A3-A5531E510DB2}">
-      <thm15:themeFamily xmlns:thm15="http://schemas.microsoft.com/office/thememl/2012/main" xmlns="" name="Office Theme" id="{62F939B6-93AF-4DB8-9C6B-D6C7DFDC589F}" vid="{4A3C46E8-61CC-4603-A589-7422A47A8E4A}"/>
+      <thm15:themeFamily xmlns="" xmlns:thm15="http://schemas.microsoft.com/office/thememl/2012/main" name="Office Theme" id="{62F939B6-93AF-4DB8-9C6B-D6C7DFDC589F}" vid="{4A3C46E8-61CC-4603-A589-7422A47A8E4A}"/>
     </a:ext>
   </a:extLst>
 </a:theme>

--- a/Books-Complete/Fantasy/ThePrincessAndTheHoodlum/Notes_ThePrincessAndTheHoodlum.docx
+++ b/Books-Complete/Fantasy/ThePrincessAndTheHoodlum/Notes_ThePrincessAndTheHoodlum.docx
@@ -1102,7 +1102,11 @@
           <w:tcPr>
             <w:tcW w:w="2808" w:type="dxa"/>
           </w:tcPr>
-          <w:p/>
+          <w:p>
+            <w:r>
+              <w:t>King Corrales</w:t>
+            </w:r>
+          </w:p>
         </w:tc>
         <w:tc>
           <w:tcPr>
@@ -1358,11 +1362,9 @@
       <w:pPr>
         <w:pStyle w:val="H3"/>
       </w:pPr>
-      <w:proofErr w:type="spellStart"/>
       <w:r>
         <w:t>Iceran</w:t>
       </w:r>
-      <w:proofErr w:type="spellEnd"/>
     </w:p>
     <w:tbl>
       <w:tblPr>
@@ -1466,11 +1468,9 @@
       <w:pPr>
         <w:pStyle w:val="H3"/>
       </w:pPr>
-      <w:proofErr w:type="spellStart"/>
       <w:r>
         <w:t>Hensing</w:t>
       </w:r>
-      <w:proofErr w:type="spellEnd"/>
     </w:p>
     <w:tbl>
       <w:tblPr>
@@ -1698,7 +1698,72 @@
       </w:tr>
     </w:tbl>
     <w:p/>
-    <w:p/>
+    <w:p>
+      <w:pPr>
+        <w:pStyle w:val="H3"/>
+      </w:pPr>
+      <w:r>
+        <w:lastRenderedPageBreak/>
+        <w:t>Grenden</w:t>
+      </w:r>
+    </w:p>
+    <w:tbl>
+      <w:tblPr>
+        <w:tblStyle w:val="TableGrid"/>
+        <w:tblW w:w="0" w:type="auto"/>
+        <w:tblLook w:val="04A0"/>
+      </w:tblPr>
+      <w:tblGrid>
+        <w:gridCol w:w="2808"/>
+        <w:gridCol w:w="2520"/>
+        <w:gridCol w:w="1890"/>
+        <w:gridCol w:w="1530"/>
+        <w:gridCol w:w="1710"/>
+        <w:gridCol w:w="2970"/>
+      </w:tblGrid>
+      <w:tr>
+        <w:tc>
+          <w:tcPr>
+            <w:tcW w:w="2808" w:type="dxa"/>
+          </w:tcPr>
+          <w:p>
+            <w:r>
+              <w:t>General Phrasing</w:t>
+            </w:r>
+          </w:p>
+        </w:tc>
+        <w:tc>
+          <w:tcPr>
+            <w:tcW w:w="2520" w:type="dxa"/>
+          </w:tcPr>
+          <w:p/>
+        </w:tc>
+        <w:tc>
+          <w:tcPr>
+            <w:tcW w:w="1890" w:type="dxa"/>
+          </w:tcPr>
+          <w:p/>
+        </w:tc>
+        <w:tc>
+          <w:tcPr>
+            <w:tcW w:w="1530" w:type="dxa"/>
+          </w:tcPr>
+          <w:p/>
+        </w:tc>
+        <w:tc>
+          <w:tcPr>
+            <w:tcW w:w="1710" w:type="dxa"/>
+          </w:tcPr>
+          <w:p/>
+        </w:tc>
+        <w:tc>
+          <w:tcPr>
+            <w:tcW w:w="2970" w:type="dxa"/>
+          </w:tcPr>
+          <w:p/>
+        </w:tc>
+      </w:tr>
+    </w:tbl>
     <w:p/>
     <w:p/>
     <w:p/>

--- a/Books-Complete/Fantasy/ThePrincessAndTheHoodlum/Notes_ThePrincessAndTheHoodlum.docx
+++ b/Books-Complete/Fantasy/ThePrincessAndTheHoodlum/Notes_ThePrincessAndTheHoodlum.docx
@@ -13,7 +13,20 @@
         <w:t xml:space="preserve"> emperor – Your Greatness</w:t>
       </w:r>
     </w:p>
-    <w:p/>
+    <w:p>
+      <w:r>
+        <w:t xml:space="preserve">Dead lift weight: </w:t>
+      </w:r>
+      <w:r>
+        <w:tab/>
+      </w:r>
+      <w:r>
+        <w:t>480</w:t>
+      </w:r>
+      <w:r>
+        <w:t xml:space="preserve"> </w:t>
+      </w:r>
+    </w:p>
     <w:p/>
     <w:p/>
     <w:p>
@@ -42,7 +55,7 @@
                     </pic:cNvPicPr>
                   </pic:nvPicPr>
                   <pic:blipFill>
-                    <a:blip r:embed="rId4" cstate="print"/>
+                    <a:blip r:embed="rId5" cstate="print"/>
                     <a:srcRect/>
                     <a:stretch>
                       <a:fillRect/>
@@ -436,7 +449,11 @@
           <w:tcPr>
             <w:tcW w:w="2520" w:type="dxa"/>
           </w:tcPr>
-          <w:p/>
+          <w:p>
+            <w:r>
+              <w:t>19</w:t>
+            </w:r>
+          </w:p>
         </w:tc>
         <w:tc>
           <w:tcPr>
@@ -520,7 +537,11 @@
           <w:tcPr>
             <w:tcW w:w="2520" w:type="dxa"/>
           </w:tcPr>
-          <w:p/>
+          <w:p>
+            <w:r>
+              <w:t>13</w:t>
+            </w:r>
+          </w:p>
         </w:tc>
         <w:tc>
           <w:tcPr>
@@ -562,7 +583,11 @@
           <w:tcPr>
             <w:tcW w:w="2520" w:type="dxa"/>
           </w:tcPr>
-          <w:p/>
+          <w:p>
+            <w:r>
+              <w:t>10</w:t>
+            </w:r>
+          </w:p>
         </w:tc>
         <w:tc>
           <w:tcPr>
@@ -3072,8 +3097,20 @@
   <a:extraClrSchemeLst/>
   <a:extLst>
     <a:ext uri="{05A4C25C-085E-4340-85A3-A5531E510DB2}">
-      <thm15:themeFamily xmlns="" xmlns:thm15="http://schemas.microsoft.com/office/thememl/2012/main" name="Office Theme" id="{62F939B6-93AF-4DB8-9C6B-D6C7DFDC589F}" vid="{4A3C46E8-61CC-4603-A589-7422A47A8E4A}"/>
+      <thm15:themeFamily xmlns:thm15="http://schemas.microsoft.com/office/thememl/2012/main" xmlns="" name="Office Theme" id="{62F939B6-93AF-4DB8-9C6B-D6C7DFDC589F}" vid="{4A3C46E8-61CC-4603-A589-7422A47A8E4A}"/>
     </a:ext>
   </a:extLst>
 </a:theme>
+</file>
+
+<file path=customXml/item1.xml><?xml version="1.0" encoding="utf-8"?>
+<b:Sources xmlns:b="http://schemas.openxmlformats.org/officeDocument/2006/bibliography" xmlns="http://schemas.openxmlformats.org/officeDocument/2006/bibliography" SelectedStyle="\APA.XSL" StyleName="APA Fifth Edition"/>
+</file>
+
+<file path=customXml/itemProps1.xml><?xml version="1.0" encoding="utf-8"?>
+<ds:datastoreItem xmlns:ds="http://schemas.openxmlformats.org/officeDocument/2006/customXml" ds:itemID="{C5893117-1075-46C4-9508-EF51F610F8A3}">
+  <ds:schemaRefs>
+    <ds:schemaRef ds:uri="http://schemas.openxmlformats.org/officeDocument/2006/bibliography"/>
+  </ds:schemaRefs>
+</ds:datastoreItem>
 </file>